--- a/Анащенко_Оксана_Александровна_резюме_1.docx
+++ b/Анащенко_Оксана_Александровна_резюме_1.docx
@@ -266,7 +266,7 @@
               </w:rPr>
             </w:pPr>
             <w:r>
-              <w:t>1971 (точная дата рождения в источниках не указана)</w:t>
+              <w:t>20.05.1970</w:t>
             </w:r>
           </w:p>
         </w:tc>
@@ -340,7 +340,7 @@
               <w:spacing w:line="78" w:lineRule="atLeast"/>
             </w:pPr>
             <w:r>
-              <w:t>54</w:t>
+              <w:t>56</w:t>
             </w:r>
           </w:p>
         </w:tc>
@@ -705,12 +705,7 @@
               <w:spacing w:line="78" w:lineRule="atLeast"/>
             </w:pPr>
             <w:r>
-              <w:rPr>
-                <w:rFonts w:ascii="Calibri" w:hAnsi="Calibri" w:eastAsia="Calibri"/>
-                <w:sz w:val="18"/>
-                <w:lang w:val="en-US"/>
-              </w:rPr>
-              <w:t xml:space="preserve">Москва</w:t>
+              <w:t>Санкт-Петербург</w:t>
             </w:r>
           </w:p>
         </w:tc>
@@ -784,7 +779,7 @@
               <w:spacing w:line="78" w:lineRule="atLeast"/>
             </w:pPr>
             <w:r>
-              <w:t>Россия (предположительно, требует подтверждения)</w:t>
+              <w:t>Россия</w:t>
             </w:r>
           </w:p>
         </w:tc>
@@ -858,12 +853,7 @@
               <w:spacing w:line="78" w:lineRule="atLeast"/>
             </w:pPr>
             <w:r>
-              <w:rPr>
-                <w:rFonts w:ascii="Calibri" w:hAnsi="Calibri" w:eastAsia="Calibri"/>
-                <w:sz w:val="18"/>
-                <w:lang w:val="en-US"/>
-              </w:rPr>
-              <w:t xml:space="preserve"/>
+              <w:t>Россия (совпадает с фактической локацией, разрешение не требуется)</w:t>
             </w:r>
           </w:p>
         </w:tc>
@@ -1301,7 +1291,7 @@
           </w:tcPr>
           <w:p>
             <w:r>
-              <w:t>1995, Национальный исследовательский университет "Высшая школа экономики", радиоинженер конструктор-технолог; указано «Магистр» и «Инженер» — неоднозначность, требует уточнения</w:t>
+              <w:t>1995, Национальный исследовательский университет "Высшая школа экономики", радиотехнический факультет, радиоинженер конструктор-технолог (Инженер), степень: Магистр</w:t>
             </w:r>
           </w:p>
         </w:tc>
@@ -1376,12 +1366,11 @@
               <w:spacing w:line="78" w:lineRule="atLeast"/>
             </w:pPr>
             <w:r>
-              <w:rPr>
-                <w:rFonts w:ascii="Calibri" w:hAnsi="Calibri" w:eastAsia="Calibri"/>
-                <w:sz w:val="18"/>
-                <w:lang w:val="en-US"/>
-              </w:rPr>
-              <w:t xml:space="preserve"/>
+              <w:t>2019, Университет Искусственного Интеллекта — Python для анализа данных</w:t>
+              <w:br/>
+              <w:t>2002, Центр компьютерного обучения при МГТУ им. Баумана — Программирование баз данных Access</w:t>
+              <w:br/>
+              <w:t>2002, Центр компьютерного обучения при МГТУ им. Баумана — Основы программирования и баз данных</w:t>
             </w:r>
           </w:p>
         </w:tc>
@@ -1508,12 +1497,6 @@
           </w:tcPr>
           <w:p>
             <w:r>
-              <w:rPr>
-                <w:rFonts w:ascii="Calibri" w:hAnsi="Calibri" w:eastAsia="Calibri"/>
-                <w:b/>
-                <w:color w:val="FFFFFF"/>
-                <w:sz w:val="18"/>
-              </w:rPr>
               <w:t>1. Проектный опыт:</w:t>
             </w:r>
           </w:p>
@@ -1540,7 +1523,7 @@
           </w:tcPr>
           <w:p>
             <w:r>
-              <w:t>Разработка ETL процессов в ПАО «Магнит»</w:t>
+              <w:t>Миграция хранилища данных Teradata в Data Lake (МАГНИТ)</w:t>
             </w:r>
           </w:p>
         </w:tc>
@@ -1566,6 +1549,365 @@
           </w:tcPr>
           <w:p>
             <w:r>
+              <w:t>Основная задача — миграция хранилища данных (Teradata --&gt; Data Lake): анализ источников, проектирование объектов в единой архитектурной модели компании, самостоятельная разработка ETL-потоков и витрин слоёв raw/L1/L2 нового хранилища, проведение ПСИ с бизнесом.</w:t>
+            </w:r>
+          </w:p>
+        </w:tc>
+      </w:tr>
+      <w:tr>
+        <w:tc>
+          <w:tcPr>
+            <w:tcW w:type="dxa" w:w="3402"/>
+          </w:tcPr>
+          <w:p>
+            <w:r>
+              <w:rPr>
+                <w:rFonts w:ascii="Calibri" w:hAnsi="Calibri" w:eastAsia="Calibri"/>
+                <w:sz w:val="18"/>
+              </w:rPr>
+              <w:t>Начало участия в проекте</w:t>
+            </w:r>
+          </w:p>
+        </w:tc>
+        <w:tc>
+          <w:tcPr>
+            <w:tcW w:type="dxa" w:w="6803"/>
+          </w:tcPr>
+          <w:p>
+            <w:r>
+              <w:t>Сентябрь 2024</w:t>
+            </w:r>
+          </w:p>
+        </w:tc>
+      </w:tr>
+      <w:tr>
+        <w:tc>
+          <w:tcPr>
+            <w:tcW w:type="dxa" w:w="3402"/>
+          </w:tcPr>
+          <w:p>
+            <w:r>
+              <w:rPr>
+                <w:rFonts w:ascii="Calibri" w:hAnsi="Calibri" w:eastAsia="Calibri"/>
+                <w:sz w:val="18"/>
+              </w:rPr>
+              <w:t>Окончание участия в проекте</w:t>
+            </w:r>
+          </w:p>
+        </w:tc>
+        <w:tc>
+          <w:tcPr>
+            <w:tcW w:type="dxa" w:w="6803"/>
+          </w:tcPr>
+          <w:p>
+            <w:r>
+              <w:t>по настоящее время</w:t>
+            </w:r>
+          </w:p>
+        </w:tc>
+      </w:tr>
+      <w:tr>
+        <w:tc>
+          <w:tcPr>
+            <w:tcW w:type="dxa" w:w="3402"/>
+          </w:tcPr>
+          <w:p>
+            <w:r>
+              <w:rPr>
+                <w:rFonts w:ascii="Calibri" w:hAnsi="Calibri" w:eastAsia="Calibri"/>
+                <w:sz w:val="18"/>
+              </w:rPr>
+              <w:t>Заказчик проекта</w:t>
+            </w:r>
+          </w:p>
+        </w:tc>
+        <w:tc>
+          <w:tcPr>
+            <w:tcW w:type="dxa" w:w="6803"/>
+          </w:tcPr>
+          <w:p>
+            <w:r>
+              <w:t>МАГНИТ, Розничная сеть</w:t>
+            </w:r>
+          </w:p>
+        </w:tc>
+      </w:tr>
+      <w:tr>
+        <w:tc>
+          <w:tcPr>
+            <w:tcW w:type="dxa" w:w="3402"/>
+          </w:tcPr>
+          <w:p>
+            <w:r>
+              <w:rPr>
+                <w:rFonts w:ascii="Calibri" w:hAnsi="Calibri" w:eastAsia="Calibri"/>
+                <w:sz w:val="18"/>
+              </w:rPr>
+              <w:t>Проектная роль</w:t>
+            </w:r>
+          </w:p>
+        </w:tc>
+        <w:tc>
+          <w:tcPr>
+            <w:tcW w:type="dxa" w:w="6803"/>
+          </w:tcPr>
+          <w:p>
+            <w:r>
+              <w:t>Ведущий системный аналитик</w:t>
+            </w:r>
+          </w:p>
+        </w:tc>
+      </w:tr>
+      <w:tr>
+        <w:tc>
+          <w:tcPr>
+            <w:tcW w:type="dxa" w:w="3402"/>
+          </w:tcPr>
+          <w:p>
+            <w:r>
+              <w:rPr>
+                <w:rFonts w:ascii="Calibri" w:hAnsi="Calibri" w:eastAsia="Calibri"/>
+                <w:sz w:val="18"/>
+              </w:rPr>
+              <w:t>Грейд (уровень)</w:t>
+            </w:r>
+          </w:p>
+        </w:tc>
+        <w:tc>
+          <w:tcPr>
+            <w:tcW w:type="dxa" w:w="6803"/>
+          </w:tcPr>
+          <w:p>
+            <w:r>
+              <w:rPr>
+                <w:rFonts w:ascii="Calibri" w:hAnsi="Calibri" w:eastAsia="Calibri"/>
+                <w:sz w:val="18"/>
+              </w:rPr>
+            </w:r>
+          </w:p>
+        </w:tc>
+      </w:tr>
+      <w:tr>
+        <w:tc>
+          <w:tcPr>
+            <w:tcW w:type="dxa" w:w="3402"/>
+          </w:tcPr>
+          <w:p>
+            <w:r>
+              <w:rPr>
+                <w:rFonts w:ascii="Calibri" w:hAnsi="Calibri" w:eastAsia="Calibri"/>
+                <w:sz w:val="18"/>
+              </w:rPr>
+              <w:t>Задачи / обязанности на проекте</w:t>
+            </w:r>
+          </w:p>
+        </w:tc>
+        <w:tc>
+          <w:tcPr>
+            <w:tcW w:type="dxa" w:w="6803"/>
+          </w:tcPr>
+          <w:p>
+            <w:r>
+              <w:t>Анализ объектов, входящих в скоуп миграции: предварительный маппинг, соблюдение нейминга объектов и атрибутов, корректировка и отрисовка архитектуры объектов в PowerDesigner в рамках единой архитектурной модели компании.</w:t>
+              <w:br/>
+              <w:t>Составление проектной документации в Confluence, заполнение S2T для разработки и внесения информации об объекте в Hive/Metastore и OpenMetaData.</w:t>
+              <w:br/>
+              <w:t>Самостоятельная разработка ETL-потока данных (Data Ocean SDI) из источника в таргет с учетом типа загрузки (потоковая из Kafka или пакетная из Teradata, Oracle, SQL Server, PostgreSQL), переливка данных из приемного слоя в слой raw, тестирование на полноту и консистентность, сверка с источником.</w:t>
+              <w:br/>
+              <w:t>Разработка объектов слоя L1 (core): yaml-файлы, DDL-запросы, запросы преобразования «сырого» слоя, даги Airflow (с использованием корпоративного AI-агента OpenCode, VSCode, git).</w:t>
+              <w:br/>
+              <w:t>Анализ и реинжиниринг витрин слоя data mart, разработка и согласование прототипов витрин с бизнесом.</w:t>
+              <w:br/>
+              <w:t>Разработка объектов слоя L2 (data mart на базе Trino) с применением dbt, git, Airflow; тестирование витрин, проведение ПСИ с бизнесом, передача объекта на сопровождение.</w:t>
+            </w:r>
+          </w:p>
+        </w:tc>
+      </w:tr>
+      <w:tr>
+        <w:tc>
+          <w:tcPr>
+            <w:tcW w:type="dxa" w:w="3402"/>
+          </w:tcPr>
+          <w:p>
+            <w:r>
+              <w:rPr>
+                <w:rFonts w:ascii="Calibri" w:hAnsi="Calibri" w:eastAsia="Calibri"/>
+                <w:sz w:val="18"/>
+              </w:rPr>
+              <w:t>Основные достижения на проекте</w:t>
+            </w:r>
+          </w:p>
+        </w:tc>
+        <w:tc>
+          <w:tcPr>
+            <w:tcW w:type="dxa" w:w="6803"/>
+          </w:tcPr>
+          <w:p>
+            <w:r>
+              <w:rPr>
+                <w:rFonts w:ascii="Calibri" w:hAnsi="Calibri" w:eastAsia="Calibri"/>
+                <w:sz w:val="18"/>
+              </w:rPr>
+            </w:r>
+          </w:p>
+        </w:tc>
+      </w:tr>
+      <w:tr>
+        <w:tc>
+          <w:tcPr>
+            <w:tcW w:type="dxa" w:w="3402"/>
+          </w:tcPr>
+          <w:p>
+            <w:r>
+              <w:rPr>
+                <w:rFonts w:ascii="Calibri" w:hAnsi="Calibri" w:eastAsia="Calibri"/>
+                <w:sz w:val="18"/>
+              </w:rPr>
+              <w:t>Стек проекта (технологии, инструменты)</w:t>
+            </w:r>
+          </w:p>
+        </w:tc>
+        <w:tc>
+          <w:tcPr>
+            <w:tcW w:type="dxa" w:w="6803"/>
+          </w:tcPr>
+          <w:p>
+            <w:r>
+              <w:t>Teradata, Data Lake, Hive/Metastore, OpenMetaData, PowerDesigner, Confluence, Data Ocean SDI, Kafka, Oracle, SQL Server, PostgreSQL, Trino, dbt, Airflow, Python, Git, AI-агент OpenCode, VSCode</w:t>
+            </w:r>
+          </w:p>
+        </w:tc>
+      </w:tr>
+      <w:tr>
+        <w:tc>
+          <w:tcPr>
+            <w:tcW w:type="dxa" w:w="3402"/>
+          </w:tcPr>
+          <w:p>
+            <w:r>
+              <w:rPr>
+                <w:rFonts w:ascii="Calibri" w:hAnsi="Calibri" w:eastAsia="Calibri"/>
+                <w:sz w:val="18"/>
+              </w:rPr>
+              <w:t>Состав команды</w:t>
+            </w:r>
+          </w:p>
+        </w:tc>
+        <w:tc>
+          <w:tcPr>
+            <w:tcW w:type="dxa" w:w="6803"/>
+          </w:tcPr>
+          <w:p>
+            <w:r>
+              <w:rPr>
+                <w:rFonts w:ascii="Calibri" w:hAnsi="Calibri" w:eastAsia="Calibri"/>
+                <w:sz w:val="18"/>
+              </w:rPr>
+            </w:r>
+          </w:p>
+        </w:tc>
+      </w:tr>
+      <w:tr>
+        <w:tc>
+          <w:tcPr>
+            <w:tcW w:type="dxa" w:w="3402"/>
+          </w:tcPr>
+          <w:p>
+            <w:r>
+              <w:rPr>
+                <w:rFonts w:ascii="Calibri" w:hAnsi="Calibri" w:eastAsia="Calibri"/>
+                <w:sz w:val="18"/>
+              </w:rPr>
+              <w:t>Опыт руководства / наставничества</w:t>
+            </w:r>
+          </w:p>
+        </w:tc>
+        <w:tc>
+          <w:tcPr>
+            <w:tcW w:type="dxa" w:w="6803"/>
+          </w:tcPr>
+          <w:p>
+            <w:r>
+              <w:rPr>
+                <w:rFonts w:ascii="Calibri" w:hAnsi="Calibri" w:eastAsia="Calibri"/>
+                <w:sz w:val="18"/>
+              </w:rPr>
+            </w:r>
+          </w:p>
+        </w:tc>
+      </w:tr>
+    </w:tbl>
+    <w:tbl>
+      <w:tblPr>
+        <w:tblStyle w:val="ae"/>
+        <w:tblW w:type="auto" w:w="0"/>
+        <w:tblLook w:firstColumn="1" w:firstRow="1" w:lastColumn="0" w:lastRow="0" w:noHBand="0" w:noVBand="1" w:val="04A0"/>
+      </w:tblPr>
+      <w:tblGrid>
+        <w:gridCol w:w="4677"/>
+        <w:gridCol w:w="4677"/>
+      </w:tblGrid>
+      <w:tr>
+        <w:tc>
+          <w:tcPr>
+            <w:tcW w:type="dxa" w:w="9354"/>
+            <w:gridSpan w:val="2"/>
+            <w:shd w:fill="5B9BD5"/>
+          </w:tcPr>
+          <w:p>
+            <w:r>
+              <w:t>2. Проектный опыт:</w:t>
+            </w:r>
+          </w:p>
+        </w:tc>
+      </w:tr>
+      <w:tr>
+        <w:tc>
+          <w:tcPr>
+            <w:tcW w:type="dxa" w:w="3402"/>
+          </w:tcPr>
+          <w:p>
+            <w:r>
+              <w:rPr>
+                <w:rFonts w:ascii="Calibri" w:hAnsi="Calibri" w:eastAsia="Calibri"/>
+                <w:sz w:val="18"/>
+              </w:rPr>
+              <w:t>Название проекта (кратко)</w:t>
+            </w:r>
+          </w:p>
+        </w:tc>
+        <w:tc>
+          <w:tcPr>
+            <w:tcW w:type="dxa" w:w="6803"/>
+          </w:tcPr>
+          <w:p>
+            <w:r>
+              <w:t>Разработка ETL процессов в ООО “А17”</w:t>
+            </w:r>
+          </w:p>
+        </w:tc>
+      </w:tr>
+      <w:tr>
+        <w:tc>
+          <w:tcPr>
+            <w:tcW w:type="dxa" w:w="3402"/>
+          </w:tcPr>
+          <w:p>
+            <w:r>
+              <w:rPr>
+                <w:rFonts w:ascii="Calibri" w:hAnsi="Calibri" w:eastAsia="Calibri"/>
+                <w:sz w:val="18"/>
+              </w:rPr>
+              <w:t>Описание проекта (1-3 предложения)</w:t>
+            </w:r>
+          </w:p>
+        </w:tc>
+        <w:tc>
+          <w:tcPr>
+            <w:tcW w:type="dxa" w:w="6803"/>
+          </w:tcPr>
+          <w:p>
+            <w:r>
               <w:rPr>
                 <w:rFonts w:ascii="Calibri" w:hAnsi="Calibri" w:eastAsia="Calibri"/>
                 <w:sz w:val="18"/>
@@ -1626,11 +1968,7 @@
           </w:tcPr>
           <w:p>
             <w:r>
-              <w:rPr>
-                <w:rFonts w:ascii="Calibri" w:hAnsi="Calibri" w:eastAsia="Calibri"/>
-                <w:sz w:val="18"/>
-              </w:rPr>
-              <w:t>по настоящее время</w:t>
+              <w:t>Август 2024</w:t>
             </w:r>
           </w:p>
         </w:tc>
@@ -1656,7 +1994,7 @@
           </w:tcPr>
           <w:p>
             <w:r>
-              <w:t>ПАО «Магнит»</w:t>
+              <w:t>ООО “А17”</w:t>
             </w:r>
           </w:p>
         </w:tc>
@@ -1896,13 +2234,7 @@
           </w:tcPr>
           <w:p>
             <w:r>
-              <w:rPr>
-                <w:rFonts w:ascii="Calibri" w:hAnsi="Calibri" w:eastAsia="Calibri"/>
-                <w:b/>
-                <w:color w:val="FFFFFF"/>
-                <w:sz w:val="18"/>
-              </w:rPr>
-              <w:t>2. Проектный опыт:</w:t>
+              <w:t>3. Проектный опыт:</w:t>
             </w:r>
           </w:p>
         </w:tc>
@@ -2288,13 +2620,7 @@
           </w:tcPr>
           <w:p>
             <w:r>
-              <w:rPr>
-                <w:rFonts w:ascii="Calibri" w:hAnsi="Calibri" w:eastAsia="Calibri"/>
-                <w:b/>
-                <w:color w:val="FFFFFF"/>
-                <w:sz w:val="18"/>
-              </w:rPr>
-              <w:t>3. Проектный опыт:</w:t>
+              <w:t>4. Проектный опыт:</w:t>
             </w:r>
           </w:p>
         </w:tc>
@@ -2684,13 +3010,7 @@
           </w:tcPr>
           <w:p>
             <w:r>
-              <w:rPr>
-                <w:rFonts w:ascii="Calibri" w:hAnsi="Calibri" w:eastAsia="Calibri"/>
-                <w:b/>
-                <w:color w:val="FFFFFF"/>
-                <w:sz w:val="18"/>
-              </w:rPr>
-              <w:t>4. Проектный опыт:</w:t>
+              <w:t>5. Проектный опыт:</w:t>
             </w:r>
           </w:p>
         </w:tc>
@@ -3079,13 +3399,7 @@
           </w:tcPr>
           <w:p>
             <w:r>
-              <w:rPr>
-                <w:rFonts w:ascii="Calibri" w:hAnsi="Calibri" w:eastAsia="Calibri"/>
-                <w:b/>
-                <w:color w:val="FFFFFF"/>
-                <w:sz w:val="18"/>
-              </w:rPr>
-              <w:t>5. Проектный опыт:</w:t>
+              <w:t>6. Проектный опыт:</w:t>
             </w:r>
           </w:p>
         </w:tc>
@@ -3475,13 +3789,7 @@
           </w:tcPr>
           <w:p>
             <w:r>
-              <w:rPr>
-                <w:rFonts w:ascii="Calibri" w:hAnsi="Calibri" w:eastAsia="Calibri"/>
-                <w:b/>
-                <w:color w:val="FFFFFF"/>
-                <w:sz w:val="18"/>
-              </w:rPr>
-              <w:t>6. Проектный опыт:</w:t>
+              <w:t>7. Проектный опыт:</w:t>
             </w:r>
           </w:p>
         </w:tc>
@@ -3871,13 +4179,7 @@
           </w:tcPr>
           <w:p>
             <w:r>
-              <w:rPr>
-                <w:rFonts w:ascii="Calibri" w:hAnsi="Calibri" w:eastAsia="Calibri"/>
-                <w:b/>
-                <w:color w:val="FFFFFF"/>
-                <w:sz w:val="18"/>
-              </w:rPr>
-              <w:t>7. Проектный опыт:</w:t>
+              <w:t>8. Проектный опыт:</w:t>
             </w:r>
           </w:p>
         </w:tc>
@@ -4268,13 +4570,7 @@
           </w:tcPr>
           <w:p>
             <w:r>
-              <w:rPr>
-                <w:rFonts w:ascii="Calibri" w:hAnsi="Calibri" w:eastAsia="Calibri"/>
-                <w:b/>
-                <w:color w:val="FFFFFF"/>
-                <w:sz w:val="18"/>
-              </w:rPr>
-              <w:t>8. Проектный опыт:</w:t>
+              <w:t>9. Проектный опыт:</w:t>
             </w:r>
           </w:p>
         </w:tc>
@@ -4660,13 +4956,7 @@
           </w:tcPr>
           <w:p>
             <w:r>
-              <w:rPr>
-                <w:rFonts w:ascii="Calibri" w:hAnsi="Calibri" w:eastAsia="Calibri"/>
-                <w:b/>
-                <w:color w:val="FFFFFF"/>
-                <w:sz w:val="18"/>
-              </w:rPr>
-              <w:t>9. Проектный опыт:</w:t>
+              <w:t>10. Проектный опыт:</w:t>
             </w:r>
           </w:p>
         </w:tc>
@@ -5052,13 +5342,7 @@
           </w:tcPr>
           <w:p>
             <w:r>
-              <w:rPr>
-                <w:rFonts w:ascii="Calibri" w:hAnsi="Calibri" w:eastAsia="Calibri"/>
-                <w:b/>
-                <w:color w:val="FFFFFF"/>
-                <w:sz w:val="18"/>
-              </w:rPr>
-              <w:t>10. Проектный опыт:</w:t>
+              <w:t>11. Проектный опыт:</w:t>
             </w:r>
           </w:p>
         </w:tc>
@@ -5448,13 +5732,7 @@
           </w:tcPr>
           <w:p>
             <w:r>
-              <w:rPr>
-                <w:rFonts w:ascii="Calibri" w:hAnsi="Calibri" w:eastAsia="Calibri"/>
-                <w:b/>
-                <w:color w:val="FFFFFF"/>
-                <w:sz w:val="18"/>
-              </w:rPr>
-              <w:t>11. Проектный опыт:</w:t>
+              <w:t>12. Проектный опыт:</w:t>
             </w:r>
           </w:p>
         </w:tc>
@@ -5840,13 +6118,7 @@
           </w:tcPr>
           <w:p>
             <w:r>
-              <w:rPr>
-                <w:rFonts w:ascii="Calibri" w:hAnsi="Calibri" w:eastAsia="Calibri"/>
-                <w:b/>
-                <w:color w:val="FFFFFF"/>
-                <w:sz w:val="18"/>
-              </w:rPr>
-              <w:t>12. Проектный опыт:</w:t>
+              <w:t>13. Проектный опыт:</w:t>
             </w:r>
           </w:p>
         </w:tc>
@@ -6234,13 +6506,7 @@
           </w:tcPr>
           <w:p>
             <w:r>
-              <w:rPr>
-                <w:rFonts w:ascii="Calibri" w:hAnsi="Calibri" w:eastAsia="Calibri"/>
-                <w:b/>
-                <w:color w:val="FFFFFF"/>
-                <w:sz w:val="18"/>
-              </w:rPr>
-              <w:t>13. Проектный опыт:</w:t>
+              <w:t>14. Проектный опыт:</w:t>
             </w:r>
           </w:p>
         </w:tc>
